--- a/IKUMEE_アプリ仕様書.docx
+++ b/IKUMEE_アプリ仕様書.docx
@@ -1158,6 +1158,21 @@
           <w:color w:val="172033"/>
           <w:sz w:val="21"/>
         </w:rPr>
+        <w:t>マッチング相手との文章・画像チャットの疑似送信</w:t>
+      </w:r>
+    </w:p>
+    <w:p>
+      <w:pPr>
+        <w:pStyle w:val="ListBullet"/>
+        <w:ind w:left="461" w:hanging="259"/>
+      </w:pPr>
+      <w:r>
+        <w:rPr>
+          <w:rFonts w:ascii="Calibri" w:hAnsi="Calibri" w:eastAsia="Yu Gothic"/>
+          <w:b w:val="0"/>
+          <w:color w:val="172033"/>
+          <w:sz w:val="21"/>
+        </w:rPr>
         <w:t>スマートフォンを中心としたレスポンシブ表示</w:t>
       </w:r>
     </w:p>
@@ -1883,7 +1898,7 @@
                 <w:color w:val="172033"/>
                 <w:sz w:val="17"/>
               </w:rPr>
-              <w:t>お年寄りモード</w:t>
+              <w:t>かんたんモード</w:t>
             </w:r>
           </w:p>
         </w:tc>
@@ -1906,7 +1921,7 @@
                 <w:color w:val="172033"/>
                 <w:sz w:val="17"/>
               </w:rPr>
-              <w:t>大きな文字・太字・大きなボタンを使用し、機能を簡略化する。</w:t>
+              <w:t>大きな文字・太字・大きなボタンを使用し、機能を簡略化する。10代または60歳以上では初期選択状態とする。</w:t>
             </w:r>
           </w:p>
         </w:tc>
@@ -2052,6 +2067,80 @@
                 <w:sz w:val="17"/>
               </w:rPr>
               <w:t>募集中から待ち合わせ前まで、理由を選択して依頼をキャンセルできる。</w:t>
+            </w:r>
+          </w:p>
+        </w:tc>
+      </w:tr>
+      <w:tr>
+        <w:tc>
+          <w:tcPr>
+            <w:tcW w:type="dxa" w:w="1000"/>
+            <w:tcMar>
+              <w:top w:w="90" w:type="dxa"/>
+              <w:start w:w="120" w:type="dxa"/>
+              <w:bottom w:w="90" w:type="dxa"/>
+              <w:end w:w="120" w:type="dxa"/>
+            </w:tcMar>
+            <w:vAlign w:val="center"/>
+            <w:shd w:fill="F7FAFD"/>
+          </w:tcPr>
+          <w:p>
+            <w:r>
+              <w:rPr>
+                <w:rFonts w:ascii="Calibri" w:hAnsi="Calibri" w:eastAsia="Yu Gothic"/>
+                <w:b w:val="0"/>
+                <w:color w:val="172033"/>
+                <w:sz w:val="17"/>
+              </w:rPr>
+              <w:t>R-12</w:t>
+            </w:r>
+          </w:p>
+        </w:tc>
+        <w:tc>
+          <w:tcPr>
+            <w:tcW w:type="dxa" w:w="2200"/>
+            <w:tcMar>
+              <w:top w:w="90" w:type="dxa"/>
+              <w:start w:w="120" w:type="dxa"/>
+              <w:bottom w:w="90" w:type="dxa"/>
+              <w:end w:w="120" w:type="dxa"/>
+            </w:tcMar>
+            <w:vAlign w:val="center"/>
+            <w:shd w:fill="F7FAFD"/>
+          </w:tcPr>
+          <w:p>
+            <w:r>
+              <w:rPr>
+                <w:rFonts w:ascii="Calibri" w:hAnsi="Calibri" w:eastAsia="Yu Gothic"/>
+                <w:b w:val="0"/>
+                <w:color w:val="172033"/>
+                <w:sz w:val="17"/>
+              </w:rPr>
+              <w:t>チャット</w:t>
+            </w:r>
+          </w:p>
+        </w:tc>
+        <w:tc>
+          <w:tcPr>
+            <w:tcW w:type="dxa" w:w="6160"/>
+            <w:tcMar>
+              <w:top w:w="90" w:type="dxa"/>
+              <w:start w:w="120" w:type="dxa"/>
+              <w:bottom w:w="90" w:type="dxa"/>
+              <w:end w:w="120" w:type="dxa"/>
+            </w:tcMar>
+            <w:vAlign w:val="center"/>
+            <w:shd w:fill="F7FAFD"/>
+          </w:tcPr>
+          <w:p>
+            <w:r>
+              <w:rPr>
+                <w:rFonts w:ascii="Calibri" w:hAnsi="Calibri" w:eastAsia="Yu Gothic"/>
+                <w:b w:val="0"/>
+                <w:color w:val="172033"/>
+                <w:sz w:val="17"/>
+              </w:rPr>
+              <w:t>通常モードとかんたんモードで、文章または端末内の画像を会話欄へ追加する。実際の送信は行わない。</w:t>
             </w:r>
           </w:p>
         </w:tc>
@@ -2886,6 +2975,77 @@
           </w:p>
         </w:tc>
       </w:tr>
+      <w:tr>
+        <w:tc>
+          <w:tcPr>
+            <w:tcW w:type="dxa" w:w="1000"/>
+            <w:tcMar>
+              <w:top w:w="90" w:type="dxa"/>
+              <w:start w:w="120" w:type="dxa"/>
+              <w:bottom w:w="90" w:type="dxa"/>
+              <w:end w:w="120" w:type="dxa"/>
+            </w:tcMar>
+            <w:vAlign w:val="center"/>
+          </w:tcPr>
+          <w:p>
+            <w:r>
+              <w:rPr>
+                <w:rFonts w:ascii="Calibri" w:hAnsi="Calibri" w:eastAsia="Yu Gothic"/>
+                <w:b w:val="0"/>
+                <w:color w:val="172033"/>
+                <w:sz w:val="17"/>
+              </w:rPr>
+              <w:t>S-11</w:t>
+            </w:r>
+          </w:p>
+        </w:tc>
+        <w:tc>
+          <w:tcPr>
+            <w:tcW w:type="dxa" w:w="2200"/>
+            <w:tcMar>
+              <w:top w:w="90" w:type="dxa"/>
+              <w:start w:w="120" w:type="dxa"/>
+              <w:bottom w:w="90" w:type="dxa"/>
+              <w:end w:w="120" w:type="dxa"/>
+            </w:tcMar>
+            <w:vAlign w:val="center"/>
+          </w:tcPr>
+          <w:p>
+            <w:r>
+              <w:rPr>
+                <w:rFonts w:ascii="Calibri" w:hAnsi="Calibri" w:eastAsia="Yu Gothic"/>
+                <w:b w:val="0"/>
+                <w:color w:val="172033"/>
+                <w:sz w:val="17"/>
+              </w:rPr>
+              <w:t>チャット</w:t>
+            </w:r>
+          </w:p>
+        </w:tc>
+        <w:tc>
+          <w:tcPr>
+            <w:tcW w:type="dxa" w:w="6160"/>
+            <w:tcMar>
+              <w:top w:w="90" w:type="dxa"/>
+              <w:start w:w="120" w:type="dxa"/>
+              <w:bottom w:w="90" w:type="dxa"/>
+              <w:end w:w="120" w:type="dxa"/>
+            </w:tcMar>
+            <w:vAlign w:val="center"/>
+          </w:tcPr>
+          <w:p>
+            <w:r>
+              <w:rPr>
+                <w:rFonts w:ascii="Calibri" w:hAnsi="Calibri" w:eastAsia="Yu Gothic"/>
+                <w:b w:val="0"/>
+                <w:color w:val="172033"/>
+                <w:sz w:val="17"/>
+              </w:rPr>
+              <w:t>依頼者との文章・画像チャットを疑似体験する。実際の送信は行わない。</w:t>
+            </w:r>
+          </w:p>
+        </w:tc>
+      </w:tr>
     </w:tbl>
     <w:p>
       <w:pPr>
@@ -3683,6 +3843,17 @@
           <w:sz w:val="21"/>
         </w:rPr>
         <w:t>ログイン → 依頼作成 → 内容確認 → 募集 → マッチング → 合流 → 支援開始 → 病院到着 → 評価・お礼</w:t>
+      </w:r>
+    </w:p>
+    <w:p>
+      <w:r>
+        <w:rPr>
+          <w:rFonts w:ascii="Calibri" w:hAnsi="Calibri" w:eastAsia="Yu Gothic"/>
+          <w:b w:val="0"/>
+          <w:color w:val="172033"/>
+          <w:sz w:val="21"/>
+        </w:rPr>
+        <w:t>かんたんモードでは、ログイン → 任意の年齢選択 → 目的地入力 → 募集 → 合流 → 支援開始 → 到着 → かんたんホーム、の最小操作とする。完了後もモードを維持する。</w:t>
       </w:r>
     </w:p>
     <w:p>
@@ -5247,7 +5418,27 @@
           <w:color w:val="172033"/>
           <w:sz w:val="17"/>
         </w:rPr>
-        <w:t>└─ VIDEO_PLAN.md</w:t>
+        <w:t>└─ video/（GitHub公開対象外）</w:t>
+        <w:br/>
+      </w:r>
+      <w:r>
+        <w:rPr>
+          <w:rFonts w:ascii="Calibri" w:hAnsi="Calibri" w:eastAsia="Consolas"/>
+          <w:b w:val="0"/>
+          <w:color w:val="172033"/>
+          <w:sz w:val="17"/>
+        </w:rPr>
+        <w:t xml:space="preserve">   ├─ VIDEO_PLAN.md</w:t>
+        <w:br/>
+      </w:r>
+      <w:r>
+        <w:rPr>
+          <w:rFonts w:ascii="Calibri" w:hAnsi="Calibri" w:eastAsia="Consolas"/>
+          <w:b w:val="0"/>
+          <w:color w:val="172033"/>
+          <w:sz w:val="17"/>
+        </w:rPr>
+        <w:t xml:space="preserve">   └─ APP_USAGE_VIDEO_SCRIPT.md</w:t>
       </w:r>
     </w:p>
     <w:p>
